--- a/submissions/06-tract7-boundary-retracement/inputs/record_research_tract7.docx
+++ b/submissions/06-tract7-boundary-retracement/inputs/record_research_tract7.docx
@@ -144,7 +144,7 @@
         <w:spacing w:after="120"/>
       </w:pPr>
       <w:r>
-        <w:t>Plat Cabinet B, Slide 212: survey of the remaining lands of the Harlan T. Farley heirs, March 1994, by R. D. Matheny, RLS 1188. The plat notes read: "The stone at the Ballinger corner was found upright, as called for in Deed Book 412, Page 233. The stone at the angle point was found out of the ground in the fence row. It was reset in concrete at the deed bearing and distance from the stone at the Ballinger corner. At the northwest corner of the remaining lands, on the east margin of Stanhope Road, no monument was found. A 5/8-inch iron pin with cap was set at the deed distance from the stone at the angle point."</w:t>
+        <w:t>Plat Cabinet B, Slide 212: survey of the remaining lands of the Harlan T. Farley heirs, March 1994, by R. D. Matheny, RLS 1188. The plat notes read: "The stone at the Ballinger corner was found upright, as called for in Deed Book 412, Page 233. The stone at the angle point was found in the fence row, leaning, with its drill hole 0.2 foot under the bottom wire, and was left as found. At the northwest corner of the remaining lands, on the east margin of Stanhope Road, no monument was found. A 5/8-inch iron pin with cap was set at the deed distance from the stone at the angle point."</w:t>
       </w:r>
     </w:p>
     <w:p>
